--- a/output/PE6201_A2_Report_Sections_3_and_5.docx
+++ b/output/PE6201_A2_Report_Sections_3_and_5.docx
@@ -1477,6 +1477,292 @@
           </w:p>
         </w:tc>
       </w:tr>
+      <w:tr ns2:paraId="3995EA04" ns2:textId="77777777">
+        <w:trPr>
+          <w:jc w:val="center"/>
+        </w:trPr>
+        <w:tc>
+          <w:tcPr>
+            <w:tcW w:w="1440" w:type="dxa"/>
+            <w:tcMar>
+              <w:top w:w="90" w:type="dxa"/>
+              <w:left w:w="110" w:type="dxa"/>
+              <w:bottom w:w="90" w:type="dxa"/>
+              <w:right w:w="110" w:type="dxa"/>
+            </w:tcMar>
+            <w:vAlign w:val="center"/>
+          </w:tcPr>
+          <w:p ns2:paraId="36B0CC64" ns2:textId="77777777">
+            <w:pPr>
+              <w:spacing w:after="0" w:line="252" w:lineRule="auto"/>
+            </w:pPr>
+            <w:r>
+              <w:rPr>
+                <w:sz w:val="15"/>
+              </w:rPr>
+              <w:t>DeepSeek Flash Latest</w:t>
+            </w:r>
+          </w:p>
+        </w:tc>
+        <w:tc>
+          <w:tcPr>
+            <w:tcW w:w="1800" w:type="dxa"/>
+            <w:tcMar>
+              <w:top w:w="90" w:type="dxa"/>
+              <w:left w:w="110" w:type="dxa"/>
+              <w:bottom w:w="90" w:type="dxa"/>
+              <w:right w:w="110" w:type="dxa"/>
+            </w:tcMar>
+            <w:vAlign w:val="center"/>
+          </w:tcPr>
+          <w:p ns2:paraId="379DDF96" ns2:textId="77777777">
+            <w:pPr>
+              <w:spacing w:after="0" w:line="252" w:lineRule="auto"/>
+            </w:pPr>
+            <w:r>
+              <w:rPr>
+                <w:sz w:val="15"/>
+              </w:rPr>
+              <w:t>103/109 (94.5%)</w:t>
+            </w:r>
+          </w:p>
+        </w:tc>
+        <w:tc>
+          <w:tcPr>
+            <w:tcW w:w="1944" w:type="dxa"/>
+            <w:tcMar>
+              <w:top w:w="90" w:type="dxa"/>
+              <w:left w:w="110" w:type="dxa"/>
+              <w:bottom w:w="90" w:type="dxa"/>
+              <w:right w:w="110" w:type="dxa"/>
+            </w:tcMar>
+            <w:vAlign w:val="center"/>
+          </w:tcPr>
+          <w:p ns2:paraId="3E974D5E" ns2:textId="77777777">
+            <w:pPr>
+              <w:spacing w:after="0" w:line="252" w:lineRule="auto"/>
+            </w:pPr>
+            <w:r>
+              <w:rPr>
+                <w:sz w:val="15"/>
+              </w:rPr>
+              <w:t>66/69 (95.7%)</w:t>
+            </w:r>
+          </w:p>
+        </w:tc>
+        <w:tc>
+          <w:tcPr>
+            <w:tcW w:w="1224" w:type="dxa"/>
+            <w:tcMar>
+              <w:top w:w="90" w:type="dxa"/>
+              <w:left w:w="110" w:type="dxa"/>
+              <w:bottom w:w="90" w:type="dxa"/>
+              <w:right w:w="110" w:type="dxa"/>
+            </w:tcMar>
+            <w:vAlign w:val="center"/>
+          </w:tcPr>
+          <w:p ns2:paraId="4D7FDAC0" ns2:textId="77777777">
+            <w:pPr>
+              <w:spacing w:after="0" w:line="252" w:lineRule="auto"/>
+            </w:pPr>
+            <w:r>
+              <w:rPr>
+                <w:sz w:val="15"/>
+              </w:rPr>
+              <w:t>2</w:t>
+            </w:r>
+          </w:p>
+        </w:tc>
+        <w:tc>
+          <w:tcPr>
+            <w:tcW w:w="1296" w:type="dxa"/>
+            <w:tcMar>
+              <w:top w:w="90" w:type="dxa"/>
+              <w:left w:w="110" w:type="dxa"/>
+              <w:bottom w:w="90" w:type="dxa"/>
+              <w:right w:w="110" w:type="dxa"/>
+            </w:tcMar>
+            <w:vAlign w:val="center"/>
+          </w:tcPr>
+          <w:p ns2:paraId="3CF7DC28" ns2:textId="77777777">
+            <w:pPr>
+              <w:spacing w:after="0" w:line="252" w:lineRule="auto"/>
+            </w:pPr>
+            <w:r>
+              <w:rPr>
+                <w:sz w:val="15"/>
+              </w:rPr>
+              <w:t>US$0.1632*</w:t>
+            </w:r>
+          </w:p>
+        </w:tc>
+        <w:tc>
+          <w:tcPr>
+            <w:tcW w:w="1800" w:type="dxa"/>
+            <w:tcMar>
+              <w:top w:w="90" w:type="dxa"/>
+              <w:left w:w="110" w:type="dxa"/>
+              <w:bottom w:w="90" w:type="dxa"/>
+              <w:right w:w="110" w:type="dxa"/>
+            </w:tcMar>
+            <w:vAlign w:val="center"/>
+          </w:tcPr>
+          <w:p ns2:paraId="0BC5AD4C" ns2:textId="77777777">
+            <w:pPr>
+              <w:spacing w:after="0" w:line="252" w:lineRule="auto"/>
+            </w:pPr>
+            <w:r>
+              <w:rPr>
+                <w:sz w:val="15"/>
+              </w:rPr>
+              <w:t>Six empty-content responses caused backend-unavailable stops.</w:t>
+            </w:r>
+          </w:p>
+        </w:tc>
+      </w:tr>
+      <w:tr ns2:paraId="3995EA04" ns2:textId="77777777">
+        <w:trPr>
+          <w:jc w:val="center"/>
+        </w:trPr>
+        <w:tc>
+          <w:tcPr>
+            <w:tcW w:w="1440" w:type="dxa"/>
+            <w:tcMar>
+              <w:top w:w="90" w:type="dxa"/>
+              <w:left w:w="110" w:type="dxa"/>
+              <w:bottom w:w="90" w:type="dxa"/>
+              <w:right w:w="110" w:type="dxa"/>
+            </w:tcMar>
+            <w:vAlign w:val="center"/>
+          </w:tcPr>
+          <w:p ns2:paraId="36B0CC64" ns2:textId="77777777">
+            <w:pPr>
+              <w:spacing w:after="0" w:line="252" w:lineRule="auto"/>
+            </w:pPr>
+            <w:r>
+              <w:rPr>
+                <w:sz w:val="15"/>
+              </w:rPr>
+              <w:t>Claude Sonnet 5 negative set</w:t>
+            </w:r>
+          </w:p>
+        </w:tc>
+        <w:tc>
+          <w:tcPr>
+            <w:tcW w:w="1800" w:type="dxa"/>
+            <w:tcMar>
+              <w:top w:w="90" w:type="dxa"/>
+              <w:left w:w="110" w:type="dxa"/>
+              <w:bottom w:w="90" w:type="dxa"/>
+              <w:right w:w="110" w:type="dxa"/>
+            </w:tcMar>
+            <w:vAlign w:val="center"/>
+          </w:tcPr>
+          <w:p ns2:paraId="379DDF96" ns2:textId="77777777">
+            <w:pPr>
+              <w:spacing w:after="0" w:line="252" w:lineRule="auto"/>
+            </w:pPr>
+            <w:r>
+              <w:rPr>
+                <w:sz w:val="15"/>
+              </w:rPr>
+              <w:t>69/69 negative only</w:t>
+            </w:r>
+          </w:p>
+        </w:tc>
+        <w:tc>
+          <w:tcPr>
+            <w:tcW w:w="1944" w:type="dxa"/>
+            <w:tcMar>
+              <w:top w:w="90" w:type="dxa"/>
+              <w:left w:w="110" w:type="dxa"/>
+              <w:bottom w:w="90" w:type="dxa"/>
+              <w:right w:w="110" w:type="dxa"/>
+            </w:tcMar>
+            <w:vAlign w:val="center"/>
+          </w:tcPr>
+          <w:p ns2:paraId="3E974D5E" ns2:textId="77777777">
+            <w:pPr>
+              <w:spacing w:after="0" w:line="252" w:lineRule="auto"/>
+            </w:pPr>
+            <w:r>
+              <w:rPr>
+                <w:sz w:val="15"/>
+              </w:rPr>
+              <w:t>69/69 (100.0%)</w:t>
+            </w:r>
+          </w:p>
+        </w:tc>
+        <w:tc>
+          <w:tcPr>
+            <w:tcW w:w="1224" w:type="dxa"/>
+            <w:tcMar>
+              <w:top w:w="90" w:type="dxa"/>
+              <w:left w:w="110" w:type="dxa"/>
+              <w:bottom w:w="90" w:type="dxa"/>
+              <w:right w:w="110" w:type="dxa"/>
+            </w:tcMar>
+            <w:vAlign w:val="center"/>
+          </w:tcPr>
+          <w:p ns2:paraId="4D7FDAC0" ns2:textId="77777777">
+            <w:pPr>
+              <w:spacing w:after="0" w:line="252" w:lineRule="auto"/>
+            </w:pPr>
+            <w:r>
+              <w:rPr>
+                <w:sz w:val="15"/>
+              </w:rPr>
+              <w:t>2</w:t>
+            </w:r>
+          </w:p>
+        </w:tc>
+        <w:tc>
+          <w:tcPr>
+            <w:tcW w:w="1296" w:type="dxa"/>
+            <w:tcMar>
+              <w:top w:w="90" w:type="dxa"/>
+              <w:left w:w="110" w:type="dxa"/>
+              <w:bottom w:w="90" w:type="dxa"/>
+              <w:right w:w="110" w:type="dxa"/>
+            </w:tcMar>
+            <w:vAlign w:val="center"/>
+          </w:tcPr>
+          <w:p ns2:paraId="3CF7DC28" ns2:textId="77777777">
+            <w:pPr>
+              <w:spacing w:after="0" w:line="252" w:lineRule="auto"/>
+            </w:pPr>
+            <w:r>
+              <w:rPr>
+                <w:sz w:val="15"/>
+              </w:rPr>
+              <w:t>US$0.1541*</w:t>
+            </w:r>
+          </w:p>
+        </w:tc>
+        <w:tc>
+          <w:tcPr>
+            <w:tcW w:w="1800" w:type="dxa"/>
+            <w:tcMar>
+              <w:top w:w="90" w:type="dxa"/>
+              <w:left w:w="110" w:type="dxa"/>
+              <w:bottom w:w="90" w:type="dxa"/>
+              <w:right w:w="110" w:type="dxa"/>
+            </w:tcMar>
+            <w:vAlign w:val="center"/>
+          </w:tcPr>
+          <w:p ns2:paraId="0BC5AD4C" ns2:textId="77777777">
+            <w:pPr>
+              <w:spacing w:after="0" w:line="252" w:lineRule="auto"/>
+            </w:pPr>
+            <w:r>
+              <w:rPr>
+                <w:sz w:val="15"/>
+              </w:rPr>
+              <w:t>Negative stress test only; 40 approve cases were not tested.</w:t>
+            </w:r>
+          </w:p>
+        </w:tc>
+      </w:tr>
     </w:tbl>
     <w:p ns2:paraId="473F7824" ns2:textId="77777777">
       <w:pPr>
@@ -1746,7 +2032,7 @@
               <w:rPr>
                 <w:sz w:val="16"/>
               </w:rPr>
-              <w:t>Gemini 2.5 falsely escalated; the other four models approved</w:t>
+              <w:t>Gemini 2.5 falsely escalated; the other five full-battery models approved.</w:t>
             </w:r>
           </w:p>
         </w:tc>
@@ -1870,7 +2156,7 @@
               <w:rPr>
                 <w:sz w:val="16"/>
               </w:rPr>
-              <w:t>13/15 live trials passed; Qwen produced two backend-unavailable records without the required trigger</w:t>
+              <w:t>19/21 trials passed across six full model runs and the Claude negative stress test; Qwen produced two backend-unavailable records.</w:t>
             </w:r>
           </w:p>
         </w:tc>
@@ -1991,7 +2277,7 @@
               <w:rPr>
                 <w:sz w:val="16"/>
               </w:rPr>
-              <w:t>12/15 live trials passed; Gemini 3.8 failed twice and Luna once after repeated unsupported finals</w:t>
+              <w:t>18/21 trials passed; Gemini 3.8 failed twice and GPT-5.6 Luna failed once after repeated unsupported finals.</w:t>
             </w:r>
           </w:p>
         </w:tc>
@@ -2040,6 +2326,35 @@
     <w:p>
       <w:r>
         <w:br w:type="page"/>
+      </w:r>
+    </w:p>
+    <w:p ns2:paraId="473F7824" ns2:textId="77777777">
+      <w:pPr>
+        <w:pStyle w:val="21"/>
+        <w:spacing w:before="160" w:after="100"/>
+      </w:pPr>
+      <w:r>
+        <w:rPr>
+          <w:rFonts w:ascii="Arial Unicode MS" w:eastAsia="Arial Unicode MS" w:hAnsi="Arial Unicode MS"/>
+        </w:rPr>
+        <w:t>3.5 GPT-4o mini V1 and V2 Evidence Audit</w:t>
+      </w:r>
+    </w:p>
+    <w:p ns2:paraId="1807A787" ns2:textId="77777777">
+      <w:pPr>
+        <w:spacing w:before="80" w:after="200"/>
+        <w:ind w:left="288"/>
+        <w:rPr>
+          <w:lang w:eastAsia="zh-CN"/>
+        </w:rPr>
+      </w:pPr>
+      <w:r>
+        <w:rPr>
+          <w:i/>
+          <w:color w:val="2F5597"/>
+          <w:lang w:eastAsia="zh-CN"/>
+        </w:rPr>
+        <w:t>The supplied GPT-4o mini V1 file reports 91/109 (83.5%), while current-harness regrading gives 106/109 because 15 correct negative cases were mislabelled. The independently verified GPT-4o mini V2 run passed 109/109 (100.0%). However, the V1 trace matches the archived Gemini 2.5 trace after non-behavioural fields are removed. The difference must therefore be treated as an evidence-quality finding, not as proof that a removed feature caused the performance drop. A clean GPT-4o mini V1 rerun is required before this is presented as an ablation result.</w:t>
       </w:r>
     </w:p>
     <w:p ns2:paraId="3B8F3858" ns2:textId="77777777">
@@ -3120,6 +3435,23 @@
         <w:t>The full scripted battery confirmed the interface diagnosis: deleting the date contract reduced the pass rate from 109/109 to 103/109, failing all three trials for each of the two expired-preauthorisation cases, CLM-8894 and CLM-9304. Restoration returned the set to 109/109. The broken version was superficially cheaper because it accepted false evidence sooner, which is why cost cannot substitute for correctness. Both reproductions are deterministic and free; their token and model-equivalent cost figures are scripted estimates, not measured API spend.</w:t>
       </w:r>
     </w:p>
+    <w:p ns2:paraId="730832FE" ns2:textId="77777777">
+      <w:pPr>
+        <w:spacing w:before="80" w:after="200"/>
+        <w:ind w:left="288"/>
+        <w:rPr>
+          <w:lang w:eastAsia="zh-CN"/>
+        </w:rPr>
+      </w:pPr>
+      <w:r>
+        <w:rPr>
+          <w:i/>
+          <w:color w:val="2F5597"/>
+          <w:lang w:eastAsia="zh-CN"/>
+        </w:rPr>
+        <w:t>Evidence boundary for the V1/V2 comparison: the supplied V1 trace is not used as a third D7 failure. Its records match the archived Gemini 2.5 trace after non-behavioural fields are removed, and 15 correct negative decisions were misgraded. It is an audit finding rather than a valid working-agent-minus-X reproduction. The report should use it to justify a clean rerun, not to claim a causal V1/V2 ablation result.</w:t>
+      </w:r>
+    </w:p>
     <w:sectPr>
       <w:headerReference w:type="default" ns3:id="rId8"/>
       <w:footerReference w:type="default" ns3:id="rId9"/>
